--- a/policies/build/chapters_v2/AAC/document/AAC13/SOP_Discharge_Summary_Content.docx
+++ b/policies/build/chapters_v2/AAC/document/AAC13/SOP_Discharge_Summary_Content.docx
@@ -355,7 +355,7 @@
         <w:rPr>
           <w:i/>
         </w:rPr>
-        <w:t>Skipping or rushing this step is exactly the kind of gap an assessor — or a real patient safety incident — would eventually surface.</w:t>
+        <w:t>A discharge summary issued but never acknowledged in writing leaves no proof the patient actually received it.</w:t>
       </w:r>
     </w:p>
     <w:p>
@@ -388,7 +388,7 @@
         <w:rPr>
           <w:i/>
         </w:rPr>
-        <w:t>Skipping or rushing this step is exactly the kind of gap an assessor — or a real patient safety incident — would eventually surface.</w:t>
+        <w:t>A summary missing one of the standard fields — with no reason recorded for the gap — gives the next treating doctor an incomplete picture of what happened.</w:t>
       </w:r>
     </w:p>
     <w:p>
@@ -421,7 +421,7 @@
         <w:rPr>
           <w:i/>
         </w:rPr>
-        <w:t>Skipping or rushing this step is exactly the kind of gap an assessor — or a real patient safety incident — would eventually surface.</w:t>
+        <w:t>An abbreviation like BD or TID means nothing to most patients — written out in plain words, it's the difference between a dose taken correctly and one guessed at.</w:t>
       </w:r>
     </w:p>
     <w:p>
@@ -483,7 +483,7 @@
         <w:rPr>
           <w:i/>
         </w:rPr>
-        <w:t>Skipping or rushing this step is exactly the kind of gap an assessor — or a real patient safety incident — would eventually surface.</w:t>
+        <w:t>A generic urgent-care line tells a patient nothing about what to watch for in their own condition — specific instructions are what actually get acted on.</w:t>
       </w:r>
     </w:p>
     <w:p>
@@ -516,7 +516,7 @@
         <w:rPr>
           <w:i/>
         </w:rPr>
-        <w:t>Skipping or rushing this step is exactly the kind of gap an assessor — or a real patient safety incident — would eventually surface.</w:t>
+        <w:t>An unclear cause of death left unexamined, especially in a medico-legal case, can leave a family and the hospital both without answers they may later need.</w:t>
       </w:r>
     </w:p>
     <w:p>
@@ -584,7 +584,7 @@
             <w:color w:val="0563C1"/>
             <w:u w:val="single"/>
           </w:rPr>
-          <w:t>NABH — Hospitals Accreditation Programme (HCO), 6th Edition standards</w:t>
+          <w:t>National Accreditation Board for Hospitals and Healthcare Providers. (2025). NABH accreditation standards for hospitals (6th ed.). ISBN 978-81-965264-9-8.</w:t>
         </w:r>
       </w:hyperlink>
     </w:p>
